--- a/isr_submission/Title_Page.docx
+++ b/isr_submission/Title_Page.docx
@@ -26,21 +26,7 @@
           <w:b/>
           <w:i w:val="0"/>
         </w:rPr>
-        <w:t>[Author 1 name]</w:t>
-      </w:r>
-    </w:p>
-    <w:p>
-      <w:pPr>
-        <w:spacing w:line="276" w:lineRule="auto" w:after="120" w:before="0"/>
-        <w:jc w:val="center"/>
-      </w:pPr>
-      <w:r>
-        <w:rPr>
-          <w:b w:val="0"/>
-          <w:i w:val="0"/>
-          <w:sz w:val="22"/>
-        </w:rPr>
-        <w:t>[Department, University, City, Country]  ·  [email]  ·  [ORCID]</w:t>
+        <w:t>Ook Lee</w:t>
       </w:r>
     </w:p>
     <w:p>
@@ -50,10 +36,11 @@
       </w:pPr>
       <w:r>
         <w:rPr>
-          <w:b/>
+          <w:b w:val="0"/>
           <w:i w:val="0"/>
+          <w:sz w:val="22"/>
         </w:rPr>
-        <w:t>[Author 2 name, if any]</w:t>
+        <w:t>Department of Information System, Hanyang University, Seoul, Korea</w:t>
       </w:r>
     </w:p>
     <w:p>
@@ -67,7 +54,7 @@
           <w:i w:val="0"/>
           <w:sz w:val="22"/>
         </w:rPr>
-        <w:t>[Department, University, City, Country]  ·  [email]  ·  [ORCID]</w:t>
+        <w:t>ooklee@hanyang.ac.kr  ·  [ORCID, optional]</w:t>
       </w:r>
     </w:p>
     <w:p>
@@ -88,7 +75,7 @@
           <w:i w:val="0"/>
           <w:sz w:val="22"/>
         </w:rPr>
-        <w:t xml:space="preserve"> [name, postal address, email]</w:t>
+        <w:t xml:space="preserve"> Ook Lee, ooklee@hanyang.ac.kr [postal address to be added]</w:t>
       </w:r>
     </w:p>
     <w:p>

--- a/isr_submission/Title_Page.docx
+++ b/isr_submission/Title_Page.docx
@@ -144,7 +144,7 @@
           <w:i w:val="0"/>
           <w:sz w:val="22"/>
         </w:rPr>
-        <w:t xml:space="preserve"> about 6,769 words of main text (Introduction through Conclusion), 5 figures, 4 tables in the main text; Online Appendix submitted separately.</w:t>
+        <w:t xml:space="preserve"> about 6,767 words of main text (Introduction through Conclusion), 5 figures, 4 tables in the main text; Online Appendix submitted separately.</w:t>
       </w:r>
     </w:p>
     <w:p>

--- a/isr_submission/Title_Page.docx
+++ b/isr_submission/Title_Page.docx
@@ -144,7 +144,7 @@
           <w:i w:val="0"/>
           <w:sz w:val="22"/>
         </w:rPr>
-        <w:t xml:space="preserve"> about 6,767 words of main text (Introduction through Conclusion), 5 figures, 4 tables in the main text; Online Appendix submitted separately.</w:t>
+        <w:t xml:space="preserve"> about 6,696 words of main text (Introduction through Conclusion), 5 figures, 4 tables in the main text; Online Appendix submitted separately.</w:t>
       </w:r>
     </w:p>
     <w:p>

--- a/isr_submission/Title_Page.docx
+++ b/isr_submission/Title_Page.docx
@@ -222,7 +222,7 @@
           <w:i w:val="0"/>
           <w:sz w:val="22"/>
         </w:rPr>
-        <w:t>All code and derived data tables needed to reproduce the numerical results and figures are provided in the replication package. Raw public data (Public Jira Dataset, SWE-bench Verified, a public collection of coding-agent trajectories, and a public replication package of an AI-coding-assistant adoption study) are available from their original sources; the package contains scripts and instructions to download them. No proprietary or firm-level data are used.</w:t>
+        <w:t>All code and derived data tables needed to reproduce the numerical results and figures are provided in the replication package. Raw public data (Public Jira Dataset, SWE-bench Verified, a public collection of coding-agent trajectories, and a public replication package of an AI-coding-assistant adoption study) are available from their original sources; the package contains scripts and instructions to download them. The replication package is archived on Zenodo (https://doi.org/10.5281/zenodo.23652337). No proprietary or firm-level data are used.</w:t>
       </w:r>
     </w:p>
     <w:p>

--- a/isr_submission/Title_Page.docx
+++ b/isr_submission/Title_Page.docx
@@ -144,7 +144,7 @@
           <w:i w:val="0"/>
           <w:sz w:val="22"/>
         </w:rPr>
-        <w:t xml:space="preserve"> about 6,696 words of main text (Introduction through Conclusion), 5 figures, 4 tables in the main text; Online Appendix submitted separately.</w:t>
+        <w:t xml:space="preserve"> about 6,892 words of main text (Introduction through Conclusion), 5 figures, 4 tables in the main text; Online Appendix submitted separately.</w:t>
       </w:r>
     </w:p>
     <w:p>
